--- a/148005_Director_Marketing.docx
+++ b/148005_Director_Marketing.docx
@@ -98,7 +98,14 @@
                 <w:rFonts w:ascii="Browallia New" w:eastAsia="Browallia New" w:hAnsi="Browallia New" w:cs="Browallia New"/>
                 <w:sz w:val="26"/>
               </w:rPr>
-              <w:t>1) กรอกข้อมูลในช่องสีเหลืองเท่านั้น ข้อความสีเทาตัวเอียงเป็นเพียงตัวอย่าง ลบออกแล้วพิมพ์ข้อมูลจริงแทน</w:t>
+              <w:t xml:space="preserve">1) </w:t>
+            </w:r>
+            <w:r>
+              <w:rPr>
+                <w:rFonts w:ascii="Browallia New" w:eastAsia="Browallia New" w:hAnsi="Browallia New" w:cs="Browallia New"/>
+                <w:sz w:val="26"/>
+              </w:rPr>
+              <w:t>กรอกข้อมูลในช่องสีเหลืองเท่านั้น ข้อความสีเทาตัวเอียงเป็นเพียงตัวอย่าง ลบออกแล้วพิมพ์ข้อมูลจริงแทน</w:t>
             </w:r>
           </w:p>
           <w:p>
@@ -110,7 +117,14 @@
                 <w:rFonts w:ascii="Browallia New" w:eastAsia="Browallia New" w:hAnsi="Browallia New" w:cs="Browallia New"/>
                 <w:sz w:val="26"/>
               </w:rPr>
-              <w:t>2) จัดทำร่วมกันระหว่างผู้ดำรงตำแหน่งปัจจุบัน</w:t>
+              <w:t xml:space="preserve">2) </w:t>
+            </w:r>
+            <w:r>
+              <w:rPr>
+                <w:rFonts w:ascii="Browallia New" w:eastAsia="Browallia New" w:hAnsi="Browallia New" w:cs="Browallia New"/>
+                <w:sz w:val="26"/>
+              </w:rPr>
+              <w:t>จัดทำร่วมกันระหว่างผู้ดำรงตำแหน่งปัจจุบัน</w:t>
             </w:r>
             <w:r>
               <w:rPr>
@@ -138,7 +152,14 @@
                 <w:rFonts w:ascii="Browallia New" w:eastAsia="Browallia New" w:hAnsi="Browallia New" w:cs="Browallia New"/>
                 <w:sz w:val="26"/>
               </w:rPr>
-              <w:t>3) ระดับความเชี่ยวชาญ (Proficiency Level) ให้ใช้เกณฑ์ 1-5 ตามตารางในหัวข้อ 4ค</w:t>
+              <w:t xml:space="preserve">3) </w:t>
+            </w:r>
+            <w:r>
+              <w:rPr>
+                <w:rFonts w:ascii="Browallia New" w:eastAsia="Browallia New" w:hAnsi="Browallia New" w:cs="Browallia New"/>
+                <w:sz w:val="26"/>
+              </w:rPr>
+              <w:t>ระดับความเชี่ยวชาญ (Proficiency Level) ให้ใช้เกณฑ์ 1-5 ตามตารางในหัวข้อ 4ค</w:t>
             </w:r>
           </w:p>
           <w:p>
@@ -150,7 +171,14 @@
                 <w:rFonts w:ascii="Browallia New" w:eastAsia="Browallia New" w:hAnsi="Browallia New" w:cs="Browallia New"/>
                 <w:sz w:val="26"/>
               </w:rPr>
-              <w:t>4) เมื่อกรอกครบถ้วนแล้ว ให้ลงนามรับรองตามลำดับในหน้าถัดไป ก่อนนำส่ง HR Business Partner ของสายงาน</w:t>
+              <w:t xml:space="preserve">4) </w:t>
+            </w:r>
+            <w:r>
+              <w:rPr>
+                <w:rFonts w:ascii="Browallia New" w:eastAsia="Browallia New" w:hAnsi="Browallia New" w:cs="Browallia New"/>
+                <w:sz w:val="26"/>
+              </w:rPr>
+              <w:t>เมื่อกรอกครบถ้วนแล้ว ให้ลงนามรับรองตามลำดับในหน้าถัดไป ก่อนนำส่ง HR Business Partner ของสายงาน</w:t>
             </w:r>
           </w:p>
           <w:p>
@@ -162,7 +190,14 @@
                 <w:rFonts w:ascii="Browallia New" w:eastAsia="Browallia New" w:hAnsi="Browallia New" w:cs="Browallia New"/>
                 <w:sz w:val="26"/>
               </w:rPr>
-              <w:t>5) เอกสารฉบับนี้จัดเป็นข้อมูลลับ (Confidential) ใช้ภายในองค์กรเพื่อการบริหารแผนสืบทอดตำแหน่งเท่านั้น ห้ามเผยแพร่หรือส่งต่อโดยไม่ได้รับอนุญาต</w:t>
+              <w:t xml:space="preserve">5) </w:t>
+            </w:r>
+            <w:r>
+              <w:rPr>
+                <w:rFonts w:ascii="Browallia New" w:eastAsia="Browallia New" w:hAnsi="Browallia New" w:cs="Browallia New"/>
+                <w:sz w:val="26"/>
+              </w:rPr>
+              <w:t>เอกสารฉบับนี้จัดเป็นข้อมูลลับ (Confidential) ใช้ภายในองค์กรเพื่อการบริหารแผนสืบทอดตำแหน่งเท่านั้น ห้ามเผยแพร่หรือส่งต่อโดยไม่ได้รับอนุญาต</w:t>
             </w:r>
           </w:p>
         </w:tc>
@@ -470,15 +505,14 @@
             </w:pPr>
             <w:r>
               <w:rPr>
-                <w:rFonts w:ascii="Browallia New" w:eastAsia="Browallia New" w:hAnsi="Browallia New" w:cs="Browallia New" w:hint="cs"/>
+                <w:rFonts w:ascii="Browallia New" w:eastAsia="Browallia New" w:hAnsi="Browallia New" w:cs="Browallia New"/>
                 <w:i/>
                 <w:color w:val="000000" w:themeColor="text1"/>
                 <w:sz w:val="28"/>
                 <w:szCs w:val="28"/>
-                <w:cs/>
                 <w:lang w:val="en-US" w:bidi="th-TH"/>
               </w:rPr>
-              <w:t>ผู้อำนวยการฝ่ายการตลาด</w:t>
+              <w:t>Director - Marketing</w:t>
             </w:r>
           </w:p>
         </w:tc>
@@ -508,6 +542,10 @@
           <w:p>
             <w:pPr>
               <w:rPr>
+                <w:rFonts w:hint="cs"/>
+                <w:iCs/>
+                <w:sz w:val="28"/>
+                <w:szCs w:val="28"/>
                 <w:cs/>
                 <w:lang w:val="en-US" w:bidi="th-TH"/>
               </w:rPr>
@@ -515,21 +553,12 @@
             <w:r>
               <w:rPr>
                 <w:rFonts w:ascii="Browallia New" w:eastAsia="Browallia New" w:hAnsi="Browallia New" w:cs="Browallia New"/>
-                <w:i/>
-                <w:color w:val="808080"/>
-                <w:lang w:val="en-US" w:bidi="th-TH"/>
-              </w:rPr>
-              <w:t>HR</w:t>
-            </w:r>
-            <w:r>
-              <w:rPr>
-                <w:rFonts w:ascii="Browallia New" w:eastAsia="Browallia New" w:hAnsi="Browallia New" w:cs="Browallia New" w:hint="cs"/>
-                <w:i/>
-                <w:color w:val="808080"/>
-                <w:cs/>
-                <w:lang w:val="en-US" w:bidi="th-TH"/>
-              </w:rPr>
-              <w:t xml:space="preserve"> จะเติมข้อมูลส่วนนี้ให้</w:t>
+                <w:iCs/>
+                <w:sz w:val="28"/>
+                <w:szCs w:val="28"/>
+                <w:lang w:bidi="th-TH"/>
+              </w:rPr>
+              <w:t>Director</w:t>
             </w:r>
           </w:p>
         </w:tc>
@@ -557,24 +586,22 @@
             <w:tcW w:w="5331" w:type="dxa"/>
           </w:tcPr>
           <w:p>
-            <w:r>
-              <w:rPr>
-                <w:rFonts w:ascii="Browallia New" w:eastAsia="Browallia New" w:hAnsi="Browallia New" w:cs="Browallia New"/>
-                <w:i/>
-                <w:color w:val="808080"/>
+            <w:pPr>
+              <w:rPr>
+                <w:iCs/>
+                <w:sz w:val="28"/>
+                <w:szCs w:val="28"/>
+              </w:rPr>
+            </w:pPr>
+            <w:r>
+              <w:rPr>
+                <w:rFonts w:ascii="Browallia New" w:eastAsia="Browallia New" w:hAnsi="Browallia New" w:cs="Browallia New"/>
+                <w:iCs/>
+                <w:sz w:val="28"/>
+                <w:szCs w:val="28"/>
                 <w:lang w:val="en-US" w:bidi="th-TH"/>
               </w:rPr>
-              <w:t>HR</w:t>
-            </w:r>
-            <w:r>
-              <w:rPr>
-                <w:rFonts w:ascii="Browallia New" w:eastAsia="Browallia New" w:hAnsi="Browallia New" w:cs="Browallia New" w:hint="cs"/>
-                <w:i/>
-                <w:color w:val="808080"/>
-                <w:cs/>
-                <w:lang w:val="en-US" w:bidi="th-TH"/>
-              </w:rPr>
-              <w:t xml:space="preserve"> จะเติมข้อมูลส่วนนี้ให้</w:t>
+              <w:t>Marketing</w:t>
             </w:r>
           </w:p>
         </w:tc>
@@ -602,24 +629,22 @@
             <w:tcW w:w="5331" w:type="dxa"/>
           </w:tcPr>
           <w:p>
-            <w:r>
-              <w:rPr>
-                <w:rFonts w:ascii="Browallia New" w:eastAsia="Browallia New" w:hAnsi="Browallia New" w:cs="Browallia New"/>
-                <w:i/>
-                <w:color w:val="808080"/>
+            <w:pPr>
+              <w:rPr>
+                <w:iCs/>
+                <w:sz w:val="28"/>
+                <w:szCs w:val="28"/>
+              </w:rPr>
+            </w:pPr>
+            <w:r>
+              <w:rPr>
+                <w:rFonts w:ascii="Browallia New" w:eastAsia="Browallia New" w:hAnsi="Browallia New" w:cs="Browallia New"/>
+                <w:iCs/>
+                <w:sz w:val="28"/>
+                <w:szCs w:val="28"/>
                 <w:lang w:val="en-US" w:bidi="th-TH"/>
               </w:rPr>
-              <w:t>HR</w:t>
-            </w:r>
-            <w:r>
-              <w:rPr>
-                <w:rFonts w:ascii="Browallia New" w:eastAsia="Browallia New" w:hAnsi="Browallia New" w:cs="Browallia New" w:hint="cs"/>
-                <w:i/>
-                <w:color w:val="808080"/>
-                <w:cs/>
-                <w:lang w:val="en-US" w:bidi="th-TH"/>
-              </w:rPr>
-              <w:t xml:space="preserve"> จะเติมข้อมูลส่วนนี้ให้</w:t>
+              <w:t>-</w:t>
             </w:r>
           </w:p>
         </w:tc>
@@ -647,24 +672,22 @@
             <w:tcW w:w="5331" w:type="dxa"/>
           </w:tcPr>
           <w:p>
-            <w:r>
-              <w:rPr>
-                <w:rFonts w:ascii="Browallia New" w:eastAsia="Browallia New" w:hAnsi="Browallia New" w:cs="Browallia New"/>
-                <w:i/>
-                <w:color w:val="808080"/>
-                <w:lang w:val="en-US" w:bidi="th-TH"/>
-              </w:rPr>
-              <w:t>HR</w:t>
-            </w:r>
-            <w:r>
-              <w:rPr>
-                <w:rFonts w:ascii="Browallia New" w:eastAsia="Browallia New" w:hAnsi="Browallia New" w:cs="Browallia New" w:hint="cs"/>
-                <w:i/>
-                <w:color w:val="808080"/>
-                <w:cs/>
-                <w:lang w:val="en-US" w:bidi="th-TH"/>
-              </w:rPr>
-              <w:t xml:space="preserve"> จะเติมข้อมูลส่วนนี้ให้</w:t>
+            <w:pPr>
+              <w:rPr>
+                <w:iCs/>
+                <w:sz w:val="28"/>
+                <w:szCs w:val="28"/>
+              </w:rPr>
+            </w:pPr>
+            <w:r>
+              <w:rPr>
+                <w:rFonts w:ascii="Browallia New" w:eastAsia="Browallia New" w:hAnsi="Browallia New" w:cs="Browallia New"/>
+                <w:iCs/>
+                <w:sz w:val="28"/>
+                <w:szCs w:val="28"/>
+                <w:lang w:bidi="th-TH"/>
+              </w:rPr>
+              <w:t>Marketing</w:t>
             </w:r>
           </w:p>
         </w:tc>
@@ -692,24 +715,23 @@
             <w:tcW w:w="5331" w:type="dxa"/>
           </w:tcPr>
           <w:p>
-            <w:r>
-              <w:rPr>
-                <w:rFonts w:ascii="Browallia New" w:eastAsia="Browallia New" w:hAnsi="Browallia New" w:cs="Browallia New"/>
-                <w:i/>
-                <w:color w:val="808080"/>
-                <w:lang w:val="en-US" w:bidi="th-TH"/>
-              </w:rPr>
-              <w:t>HR</w:t>
-            </w:r>
-            <w:r>
-              <w:rPr>
-                <w:rFonts w:ascii="Browallia New" w:eastAsia="Browallia New" w:hAnsi="Browallia New" w:cs="Browallia New" w:hint="cs"/>
-                <w:i/>
-                <w:color w:val="808080"/>
+            <w:pPr>
+              <w:rPr>
+                <w:iCs/>
+                <w:sz w:val="28"/>
+                <w:szCs w:val="28"/>
+              </w:rPr>
+            </w:pPr>
+            <w:r>
+              <w:rPr>
+                <w:rFonts w:ascii="Browallia New" w:eastAsia="Browallia New" w:hAnsi="Browallia New" w:cs="Browallia New"/>
+                <w:iCs/>
+                <w:sz w:val="28"/>
+                <w:szCs w:val="28"/>
                 <w:cs/>
-                <w:lang w:val="en-US" w:bidi="th-TH"/>
-              </w:rPr>
-              <w:t xml:space="preserve"> จะเติมข้อมูลส่วนนี้ให้</w:t>
+                <w:lang w:val="en-US"/>
+              </w:rPr>
+              <w:t>ณัฐฉวินี นิคมชัยประเสริฐ</w:t>
             </w:r>
           </w:p>
         </w:tc>
@@ -737,24 +759,23 @@
             <w:tcW w:w="5331" w:type="dxa"/>
           </w:tcPr>
           <w:p>
-            <w:r>
-              <w:rPr>
-                <w:rFonts w:ascii="Browallia New" w:eastAsia="Browallia New" w:hAnsi="Browallia New" w:cs="Browallia New"/>
-                <w:i/>
-                <w:color w:val="808080"/>
-                <w:lang w:val="en-US" w:bidi="th-TH"/>
-              </w:rPr>
-              <w:t>HR</w:t>
-            </w:r>
-            <w:r>
-              <w:rPr>
-                <w:rFonts w:ascii="Browallia New" w:eastAsia="Browallia New" w:hAnsi="Browallia New" w:cs="Browallia New" w:hint="cs"/>
-                <w:i/>
-                <w:color w:val="808080"/>
+            <w:pPr>
+              <w:rPr>
+                <w:iCs/>
+                <w:sz w:val="28"/>
+                <w:szCs w:val="28"/>
+              </w:rPr>
+            </w:pPr>
+            <w:r>
+              <w:rPr>
+                <w:rFonts w:ascii="Browallia New" w:eastAsia="Browallia New" w:hAnsi="Browallia New" w:cs="Browallia New"/>
+                <w:iCs/>
+                <w:sz w:val="28"/>
+                <w:szCs w:val="28"/>
                 <w:cs/>
-                <w:lang w:val="en-US" w:bidi="th-TH"/>
-              </w:rPr>
-              <w:t xml:space="preserve"> จะเติมข้อมูลส่วนนี้ให้</w:t>
+                <w:lang w:val="en-US"/>
+              </w:rPr>
+              <w:t>ณัฐฉวินี นิคมชัยประเสริฐ</w:t>
             </w:r>
           </w:p>
         </w:tc>
@@ -875,18 +896,28 @@
                 <w:sz w:val="26"/>
                 <w:szCs w:val="26"/>
               </w:rPr>
-              <w:t>(จัดทำ)</w:t>
-            </w:r>
-          </w:p>
-          <w:p>
-            <w:pPr>
-              <w:jc w:val="center"/>
+              <w:t>(</w:t>
+            </w:r>
+            <w:r>
               <w:rPr>
                 <w:rFonts w:ascii="Browallia New" w:eastAsia="Browallia New" w:hAnsi="Browallia New" w:cs="Browallia New"/>
                 <w:i/>
                 <w:color w:val="C8102E"/>
                 <w:sz w:val="26"/>
                 <w:szCs w:val="26"/>
+              </w:rPr>
+              <w:t>จัดทำ)</w:t>
+            </w:r>
+          </w:p>
+          <w:p>
+            <w:pPr>
+              <w:jc w:val="center"/>
+              <w:rPr>
+                <w:rFonts w:ascii="Browallia New" w:eastAsia="Browallia New" w:hAnsi="Browallia New" w:cs="Browallia New"/>
+                <w:i/>
+                <w:color w:val="C8102E"/>
+                <w:sz w:val="26"/>
+                <w:szCs w:val="26"/>
                 <w:lang w:val="en-US"/>
               </w:rPr>
             </w:pPr>
@@ -945,7 +976,17 @@
                 <w:sz w:val="26"/>
                 <w:szCs w:val="26"/>
               </w:rPr>
-              <w:t>(ตรวจสอบความถูกต้อง)</w:t>
+              <w:t>(</w:t>
+            </w:r>
+            <w:r>
+              <w:rPr>
+                <w:rFonts w:ascii="Browallia New" w:eastAsia="Browallia New" w:hAnsi="Browallia New" w:cs="Browallia New"/>
+                <w:i/>
+                <w:color w:val="C8102E"/>
+                <w:sz w:val="26"/>
+                <w:szCs w:val="26"/>
+              </w:rPr>
+              <w:t>ตรวจสอบความถูกต้อง)</w:t>
             </w:r>
           </w:p>
           <w:p>
@@ -1002,7 +1043,17 @@
                 <w:sz w:val="26"/>
                 <w:szCs w:val="26"/>
               </w:rPr>
-              <w:t>(รับรอง)</w:t>
+              <w:t>(</w:t>
+            </w:r>
+            <w:r>
+              <w:rPr>
+                <w:rFonts w:ascii="Browallia New" w:eastAsia="Browallia New" w:hAnsi="Browallia New" w:cs="Browallia New"/>
+                <w:i/>
+                <w:color w:val="C8102E"/>
+                <w:sz w:val="26"/>
+                <w:szCs w:val="26"/>
+              </w:rPr>
+              <w:t>รับรอง)</w:t>
             </w:r>
           </w:p>
           <w:p>
@@ -1061,7 +1112,17 @@
                 <w:sz w:val="26"/>
                 <w:szCs w:val="26"/>
               </w:rPr>
-              <w:t>(อนุมัติ)</w:t>
+              <w:t>(</w:t>
+            </w:r>
+            <w:r>
+              <w:rPr>
+                <w:rFonts w:ascii="Browallia New" w:eastAsia="Browallia New" w:hAnsi="Browallia New" w:cs="Browallia New"/>
+                <w:i/>
+                <w:color w:val="C8102E"/>
+                <w:sz w:val="26"/>
+                <w:szCs w:val="26"/>
+              </w:rPr>
+              <w:t>อนุมัติ)</w:t>
             </w:r>
           </w:p>
           <w:p>
@@ -1249,12 +1310,23 @@
           <w:p>
             <w:pPr>
               <w:rPr>
-                <w:rFonts w:ascii="Browallia New" w:eastAsia="Browallia New" w:hAnsi="Browallia New" w:cs="Browallia New"/>
+                <w:rFonts w:ascii="Browallia New" w:eastAsia="Browallia New" w:hAnsi="Browallia New" w:cs="Browallia New" w:hint="cs"/>
                 <w:sz w:val="26"/>
                 <w:szCs w:val="26"/>
                 <w:lang w:bidi="th-TH"/>
               </w:rPr>
             </w:pPr>
+            <w:r>
+              <w:rPr>
+                <w:rFonts w:ascii="Browallia New" w:eastAsia="Browallia New" w:hAnsi="Browallia New" w:cs="Browallia New"/>
+                <w:iCs/>
+                <w:sz w:val="28"/>
+                <w:szCs w:val="28"/>
+                <w:cs/>
+                <w:lang w:val="en-US"/>
+              </w:rPr>
+              <w:t>ณัฐฉวินี นิคมชัยประเสริฐ</w:t>
+            </w:r>
           </w:p>
           <w:p>
             <w:pPr>
@@ -1338,7 +1410,16 @@
                 <w:sz w:val="28"/>
                 <w:szCs w:val="28"/>
               </w:rPr>
-              <w:t>1ก. ความสัมพันธ์</w:t>
+              <w:t>1</w:t>
+            </w:r>
+            <w:r>
+              <w:rPr>
+                <w:rFonts w:ascii="Browallia New" w:eastAsia="Browallia New" w:hAnsi="Browallia New" w:cs="Browallia New"/>
+                <w:b/>
+                <w:sz w:val="28"/>
+                <w:szCs w:val="28"/>
+              </w:rPr>
+              <w:t>ก. ความสัมพันธ์</w:t>
             </w:r>
             <w:r>
               <w:rPr>
@@ -1550,8 +1631,23 @@
                 <w:szCs w:val="28"/>
                 <w:lang w:val="en-US" w:bidi="th-TH"/>
               </w:rPr>
-              <w:t>HR</w:t>
-            </w:r>
+              <w:t>3</w:t>
+            </w:r>
+          </w:p>
+        </w:tc>
+        <w:tc>
+          <w:tcPr>
+            <w:tcW w:w="2409" w:type="dxa"/>
+          </w:tcPr>
+          <w:p>
+            <w:pPr>
+              <w:jc w:val="center"/>
+              <w:rPr>
+                <w:rFonts w:ascii="Browallia New" w:hAnsi="Browallia New" w:cs="Browallia New"/>
+                <w:sz w:val="28"/>
+                <w:szCs w:val="28"/>
+              </w:rPr>
+            </w:pPr>
             <w:r>
               <w:rPr>
                 <w:rFonts w:ascii="Browallia New" w:eastAsia="Browallia New" w:hAnsi="Browallia New" w:cs="Browallia New"/>
@@ -1559,24 +1655,24 @@
                 <w:color w:val="808080"/>
                 <w:sz w:val="28"/>
                 <w:szCs w:val="28"/>
+                <w:lang w:val="en-US" w:bidi="th-TH"/>
+              </w:rPr>
+              <w:t>1</w:t>
+            </w:r>
+          </w:p>
+        </w:tc>
+        <w:tc>
+          <w:tcPr>
+            <w:tcW w:w="1825" w:type="dxa"/>
+          </w:tcPr>
+          <w:p>
+            <w:pPr>
+              <w:jc w:val="center"/>
+              <w:rPr>
+                <w:rFonts w:ascii="Browallia New" w:hAnsi="Browallia New" w:cs="Browallia New" w:hint="cs"/>
+                <w:sz w:val="28"/>
+                <w:szCs w:val="28"/>
                 <w:cs/>
-                <w:lang w:val="en-US" w:bidi="th-TH"/>
-              </w:rPr>
-              <w:t xml:space="preserve"> จะเติมข้อมูลส่วนนี้ให้</w:t>
-            </w:r>
-          </w:p>
-        </w:tc>
-        <w:tc>
-          <w:tcPr>
-            <w:tcW w:w="2409" w:type="dxa"/>
-          </w:tcPr>
-          <w:p>
-            <w:pPr>
-              <w:jc w:val="center"/>
-              <w:rPr>
-                <w:rFonts w:ascii="Browallia New" w:hAnsi="Browallia New" w:cs="Browallia New"/>
-                <w:sz w:val="28"/>
-                <w:szCs w:val="28"/>
               </w:rPr>
             </w:pPr>
             <w:r>
@@ -1588,57 +1684,7 @@
                 <w:szCs w:val="28"/>
                 <w:lang w:val="en-US" w:bidi="th-TH"/>
               </w:rPr>
-              <w:t>HR</w:t>
-            </w:r>
-            <w:r>
-              <w:rPr>
-                <w:rFonts w:ascii="Browallia New" w:eastAsia="Browallia New" w:hAnsi="Browallia New" w:cs="Browallia New"/>
-                <w:i/>
-                <w:color w:val="808080"/>
-                <w:sz w:val="28"/>
-                <w:szCs w:val="28"/>
-                <w:cs/>
-                <w:lang w:val="en-US" w:bidi="th-TH"/>
-              </w:rPr>
-              <w:t xml:space="preserve"> จะเติมข้อมูลส่วนนี้ให้</w:t>
-            </w:r>
-          </w:p>
-        </w:tc>
-        <w:tc>
-          <w:tcPr>
-            <w:tcW w:w="1825" w:type="dxa"/>
-          </w:tcPr>
-          <w:p>
-            <w:pPr>
-              <w:jc w:val="center"/>
-              <w:rPr>
-                <w:rFonts w:ascii="Browallia New" w:hAnsi="Browallia New" w:cs="Browallia New"/>
-                <w:sz w:val="28"/>
-                <w:szCs w:val="28"/>
-              </w:rPr>
-            </w:pPr>
-            <w:r>
-              <w:rPr>
-                <w:rFonts w:ascii="Browallia New" w:eastAsia="Browallia New" w:hAnsi="Browallia New" w:cs="Browallia New"/>
-                <w:i/>
-                <w:color w:val="808080"/>
-                <w:sz w:val="28"/>
-                <w:szCs w:val="28"/>
-                <w:lang w:val="en-US" w:bidi="th-TH"/>
-              </w:rPr>
-              <w:t>HR</w:t>
-            </w:r>
-            <w:r>
-              <w:rPr>
-                <w:rFonts w:ascii="Browallia New" w:eastAsia="Browallia New" w:hAnsi="Browallia New" w:cs="Browallia New"/>
-                <w:i/>
-                <w:color w:val="808080"/>
-                <w:sz w:val="28"/>
-                <w:szCs w:val="28"/>
-                <w:cs/>
-                <w:lang w:val="en-US" w:bidi="th-TH"/>
-              </w:rPr>
-              <w:t xml:space="preserve"> จะเติมข้อมูลส่วนนี้ให้</w:t>
+              <w:t>4</w:t>
             </w:r>
           </w:p>
         </w:tc>
@@ -2479,7 +2525,16 @@
                 <w:sz w:val="28"/>
                 <w:szCs w:val="28"/>
               </w:rPr>
-              <w:t>1ข. ความสัมพันธ์</w:t>
+              <w:t>1</w:t>
+            </w:r>
+            <w:r>
+              <w:rPr>
+                <w:rFonts w:ascii="Browallia New" w:eastAsia="Browallia New" w:hAnsi="Browallia New" w:cs="Browallia New"/>
+                <w:b/>
+                <w:sz w:val="28"/>
+                <w:szCs w:val="28"/>
+              </w:rPr>
+              <w:t>ข. ความสัมพันธ์</w:t>
             </w:r>
             <w:r>
               <w:rPr>
@@ -3136,7 +3191,15 @@
                 <w:b/>
                 <w:sz w:val="28"/>
               </w:rPr>
-              <w:t>2ก. วัตถุประสงค์ของตำแหน่งงาน</w:t>
+              <w:t>2</w:t>
+            </w:r>
+            <w:r>
+              <w:rPr>
+                <w:rFonts w:ascii="Browallia New" w:eastAsia="Browallia New" w:hAnsi="Browallia New" w:cs="Browallia New"/>
+                <w:b/>
+                <w:sz w:val="28"/>
+              </w:rPr>
+              <w:t>ก. วัตถุประสงค์ของตำแหน่งงาน</w:t>
             </w:r>
           </w:p>
           <w:p>
@@ -3270,7 +3333,15 @@
                 <w:b/>
                 <w:sz w:val="28"/>
               </w:rPr>
-              <w:t>2ข. ตัวชี้วัดความสำเร็จหลักของตำแหน่ง (Key Success Indicators)</w:t>
+              <w:t>2</w:t>
+            </w:r>
+            <w:r>
+              <w:rPr>
+                <w:rFonts w:ascii="Browallia New" w:eastAsia="Browallia New" w:hAnsi="Browallia New" w:cs="Browallia New"/>
+                <w:b/>
+                <w:sz w:val="28"/>
+              </w:rPr>
+              <w:t>ข. ตัวชี้วัดความสำเร็จหลักของตำแหน่ง (Key Success Indicators)</w:t>
             </w:r>
           </w:p>
           <w:p>
@@ -3497,7 +3568,15 @@
                 <w:b/>
                 <w:sz w:val="28"/>
               </w:rPr>
-              <w:t>3ก. ขอบเขตงาน</w:t>
+              <w:t>3</w:t>
+            </w:r>
+            <w:r>
+              <w:rPr>
+                <w:rFonts w:ascii="Browallia New" w:eastAsia="Browallia New" w:hAnsi="Browallia New" w:cs="Browallia New"/>
+                <w:b/>
+                <w:sz w:val="28"/>
+              </w:rPr>
+              <w:t>ก. ขอบเขตงาน</w:t>
             </w:r>
           </w:p>
           <w:p>
@@ -3591,7 +3670,15 @@
                 <w:b/>
                 <w:sz w:val="28"/>
               </w:rPr>
-              <w:t xml:space="preserve"> ปีข้างหน้า</w:t>
+              <w:t xml:space="preserve"> </w:t>
+            </w:r>
+            <w:r>
+              <w:rPr>
+                <w:rFonts w:ascii="Browallia New" w:eastAsia="Browallia New" w:hAnsi="Browallia New" w:cs="Browallia New"/>
+                <w:b/>
+                <w:sz w:val="28"/>
+              </w:rPr>
+              <w:t>ปีข้างหน้า</w:t>
             </w:r>
           </w:p>
         </w:tc>
@@ -4200,7 +4287,15 @@
                 <w:b/>
                 <w:sz w:val="28"/>
               </w:rPr>
-              <w:t>3ข. ความท้าทายของงาน</w:t>
+              <w:t>3</w:t>
+            </w:r>
+            <w:r>
+              <w:rPr>
+                <w:rFonts w:ascii="Browallia New" w:eastAsia="Browallia New" w:hAnsi="Browallia New" w:cs="Browallia New"/>
+                <w:b/>
+                <w:sz w:val="28"/>
+              </w:rPr>
+              <w:t>ข. ความท้าทายของงาน</w:t>
             </w:r>
           </w:p>
           <w:p>
@@ -4270,7 +4365,15 @@
                 <w:b/>
                 <w:sz w:val="28"/>
               </w:rPr>
-              <w:t xml:space="preserve"> ปีข้างหน้า</w:t>
+              <w:t xml:space="preserve"> </w:t>
+            </w:r>
+            <w:r>
+              <w:rPr>
+                <w:rFonts w:ascii="Browallia New" w:eastAsia="Browallia New" w:hAnsi="Browallia New" w:cs="Browallia New"/>
+                <w:b/>
+                <w:sz w:val="28"/>
+              </w:rPr>
+              <w:t>ปีข้างหน้า</w:t>
             </w:r>
           </w:p>
         </w:tc>
@@ -4644,7 +4747,15 @@
           <w:b/>
           <w:sz w:val="32"/>
         </w:rPr>
-        <w:t>4. ความรู้ ทักษะ และคุณสมบัติที่จำเป็น</w:t>
+        <w:t xml:space="preserve">4. </w:t>
+      </w:r>
+      <w:r>
+        <w:rPr>
+          <w:rFonts w:ascii="Browallia New" w:eastAsia="Browallia New" w:hAnsi="Browallia New" w:cs="Browallia New"/>
+          <w:b/>
+          <w:sz w:val="32"/>
+        </w:rPr>
+        <w:t>ความรู้ ทักษะ และคุณสมบัติที่จำเป็น</w:t>
       </w:r>
     </w:p>
     <w:p>
@@ -4688,7 +4799,15 @@
                 <w:b/>
                 <w:sz w:val="28"/>
               </w:rPr>
-              <w:t>4ก. การศึกษา / คุณสมบัติทางวิชาชีพ</w:t>
+              <w:t>4</w:t>
+            </w:r>
+            <w:r>
+              <w:rPr>
+                <w:rFonts w:ascii="Browallia New" w:eastAsia="Browallia New" w:hAnsi="Browallia New" w:cs="Browallia New"/>
+                <w:b/>
+                <w:sz w:val="28"/>
+              </w:rPr>
+              <w:t>ก. การศึกษา / คุณสมบัติทางวิชาชีพ</w:t>
             </w:r>
           </w:p>
           <w:p>
@@ -5327,7 +5446,15 @@
                 <w:b/>
                 <w:sz w:val="28"/>
               </w:rPr>
-              <w:t>4ข. ประสบการณ์ทำงานที่จำเป็น</w:t>
+              <w:t>4</w:t>
+            </w:r>
+            <w:r>
+              <w:rPr>
+                <w:rFonts w:ascii="Browallia New" w:eastAsia="Browallia New" w:hAnsi="Browallia New" w:cs="Browallia New"/>
+                <w:b/>
+                <w:sz w:val="28"/>
+              </w:rPr>
+              <w:t>ข. ประสบการณ์ทำงานที่จำเป็น</w:t>
             </w:r>
           </w:p>
           <w:p>
@@ -6244,7 +6371,15 @@
                 <w:b/>
                 <w:sz w:val="28"/>
               </w:rPr>
-              <w:t>4ค. สมรรถนะ</w:t>
+              <w:t>4</w:t>
+            </w:r>
+            <w:r>
+              <w:rPr>
+                <w:rFonts w:ascii="Browallia New" w:eastAsia="Browallia New" w:hAnsi="Browallia New" w:cs="Browallia New"/>
+                <w:b/>
+                <w:sz w:val="28"/>
+              </w:rPr>
+              <w:t>ค. สมรรถนะ</w:t>
             </w:r>
           </w:p>
           <w:p>
@@ -6270,7 +6405,15 @@
           <w:b/>
           <w:sz w:val="26"/>
         </w:rPr>
-        <w:t>4ค</w:t>
+        <w:t>4</w:t>
+      </w:r>
+      <w:r>
+        <w:rPr>
+          <w:rFonts w:ascii="Browallia New" w:eastAsia="Browallia New" w:hAnsi="Browallia New" w:cs="Browallia New"/>
+          <w:b/>
+          <w:sz w:val="26"/>
+        </w:rPr>
+        <w:t>ค</w:t>
       </w:r>
       <w:r>
         <w:rPr>
@@ -6288,7 +6431,15 @@
           <w:b/>
           <w:sz w:val="26"/>
         </w:rPr>
-        <w:t>(i) สมรรถนะด้านการเป็นผู้นำ (Leadership Competencies)</w:t>
+        <w:t xml:space="preserve">(i) </w:t>
+      </w:r>
+      <w:r>
+        <w:rPr>
+          <w:rFonts w:ascii="Browallia New" w:eastAsia="Browallia New" w:hAnsi="Browallia New" w:cs="Browallia New"/>
+          <w:b/>
+          <w:sz w:val="26"/>
+        </w:rPr>
+        <w:t>สมรรถนะด้านการเป็นผู้นำ (Leadership Competencies)</w:t>
       </w:r>
     </w:p>
     <w:tbl>
@@ -6545,6 +6696,7 @@
                   <w14:uncheckedState w14:val="2610" w14:font="MS Gothic"/>
                 </w14:checkbox>
               </w:sdtPr>
+              <w:sdtEndPr/>
               <w:sdtContent>
                 <w:r>
                   <w:rPr>
@@ -6575,6 +6727,7 @@
                   <w14:uncheckedState w14:val="2610" w14:font="MS Gothic"/>
                 </w14:checkbox>
               </w:sdtPr>
+              <w:sdtEndPr/>
               <w:sdtContent>
                 <w:r>
                   <w:rPr>
@@ -6605,6 +6758,7 @@
                   <w14:uncheckedState w14:val="2610" w14:font="MS Gothic"/>
                 </w14:checkbox>
               </w:sdtPr>
+              <w:sdtEndPr/>
               <w:sdtContent>
                 <w:r>
                   <w:rPr>
@@ -6635,6 +6789,7 @@
                   <w14:uncheckedState w14:val="2610" w14:font="MS Gothic"/>
                 </w14:checkbox>
               </w:sdtPr>
+              <w:sdtEndPr/>
               <w:sdtContent>
                 <w:r>
                   <w:rPr>
@@ -6664,6 +6819,7 @@
                   <w14:uncheckedState w14:val="2610" w14:font="MS Gothic"/>
                 </w14:checkbox>
               </w:sdtPr>
+              <w:sdtEndPr/>
               <w:sdtContent>
                 <w:r>
                   <w:rPr>
@@ -6736,6 +6892,7 @@
                   <w14:uncheckedState w14:val="2610" w14:font="MS Gothic"/>
                 </w14:checkbox>
               </w:sdtPr>
+              <w:sdtEndPr/>
               <w:sdtContent>
                 <w:r>
                   <w:rPr>
@@ -6766,6 +6923,7 @@
                   <w14:uncheckedState w14:val="2610" w14:font="MS Gothic"/>
                 </w14:checkbox>
               </w:sdtPr>
+              <w:sdtEndPr/>
               <w:sdtContent>
                 <w:r>
                   <w:rPr>
@@ -6796,6 +6954,7 @@
                   <w14:uncheckedState w14:val="2610" w14:font="MS Gothic"/>
                 </w14:checkbox>
               </w:sdtPr>
+              <w:sdtEndPr/>
               <w:sdtContent>
                 <w:r>
                   <w:rPr>
@@ -6826,6 +6985,7 @@
                   <w14:uncheckedState w14:val="2610" w14:font="MS Gothic"/>
                 </w14:checkbox>
               </w:sdtPr>
+              <w:sdtEndPr/>
               <w:sdtContent>
                 <w:r>
                   <w:rPr>
@@ -6855,6 +7015,7 @@
                   <w14:uncheckedState w14:val="2610" w14:font="MS Gothic"/>
                 </w14:checkbox>
               </w:sdtPr>
+              <w:sdtEndPr/>
               <w:sdtContent>
                 <w:r>
                   <w:rPr>
@@ -6927,6 +7088,7 @@
                   <w14:uncheckedState w14:val="2610" w14:font="MS Gothic"/>
                 </w14:checkbox>
               </w:sdtPr>
+              <w:sdtEndPr/>
               <w:sdtContent>
                 <w:r>
                   <w:rPr>
@@ -6957,6 +7119,7 @@
                   <w14:uncheckedState w14:val="2610" w14:font="MS Gothic"/>
                 </w14:checkbox>
               </w:sdtPr>
+              <w:sdtEndPr/>
               <w:sdtContent>
                 <w:r>
                   <w:rPr>
@@ -6987,6 +7150,7 @@
                   <w14:uncheckedState w14:val="2610" w14:font="MS Gothic"/>
                 </w14:checkbox>
               </w:sdtPr>
+              <w:sdtEndPr/>
               <w:sdtContent>
                 <w:r>
                   <w:rPr>
@@ -7017,6 +7181,7 @@
                   <w14:uncheckedState w14:val="2610" w14:font="MS Gothic"/>
                 </w14:checkbox>
               </w:sdtPr>
+              <w:sdtEndPr/>
               <w:sdtContent>
                 <w:r>
                   <w:rPr>
@@ -7046,6 +7211,7 @@
                   <w14:uncheckedState w14:val="2610" w14:font="MS Gothic"/>
                 </w14:checkbox>
               </w:sdtPr>
+              <w:sdtEndPr/>
               <w:sdtContent>
                 <w:r>
                   <w:rPr>
@@ -7100,6 +7266,7 @@
                   <w14:uncheckedState w14:val="2610" w14:font="MS Gothic"/>
                 </w14:checkbox>
               </w:sdtPr>
+              <w:sdtEndPr/>
               <w:sdtContent>
                 <w:r>
                   <w:rPr>
@@ -7130,6 +7297,7 @@
                   <w14:uncheckedState w14:val="2610" w14:font="MS Gothic"/>
                 </w14:checkbox>
               </w:sdtPr>
+              <w:sdtEndPr/>
               <w:sdtContent>
                 <w:r>
                   <w:rPr>
@@ -7160,6 +7328,7 @@
                   <w14:uncheckedState w14:val="2610" w14:font="MS Gothic"/>
                 </w14:checkbox>
               </w:sdtPr>
+              <w:sdtEndPr/>
               <w:sdtContent>
                 <w:r>
                   <w:rPr>
@@ -7190,6 +7359,7 @@
                   <w14:uncheckedState w14:val="2610" w14:font="MS Gothic"/>
                 </w14:checkbox>
               </w:sdtPr>
+              <w:sdtEndPr/>
               <w:sdtContent>
                 <w:r>
                   <w:rPr>
@@ -7219,6 +7389,7 @@
                   <w14:uncheckedState w14:val="2610" w14:font="MS Gothic"/>
                 </w14:checkbox>
               </w:sdtPr>
+              <w:sdtEndPr/>
               <w:sdtContent>
                 <w:r>
                   <w:rPr>
@@ -7289,6 +7460,7 @@
                   <w14:uncheckedState w14:val="2610" w14:font="MS Gothic"/>
                 </w14:checkbox>
               </w:sdtPr>
+              <w:sdtEndPr/>
               <w:sdtContent>
                 <w:r>
                   <w:rPr>
@@ -7319,6 +7491,7 @@
                   <w14:uncheckedState w14:val="2610" w14:font="MS Gothic"/>
                 </w14:checkbox>
               </w:sdtPr>
+              <w:sdtEndPr/>
               <w:sdtContent>
                 <w:r>
                   <w:rPr>
@@ -7349,6 +7522,7 @@
                   <w14:uncheckedState w14:val="2610" w14:font="MS Gothic"/>
                 </w14:checkbox>
               </w:sdtPr>
+              <w:sdtEndPr/>
               <w:sdtContent>
                 <w:r>
                   <w:rPr>
@@ -7378,6 +7552,7 @@
                   <w14:uncheckedState w14:val="2610" w14:font="MS Gothic"/>
                 </w14:checkbox>
               </w:sdtPr>
+              <w:sdtEndPr/>
               <w:sdtContent>
                 <w:r>
                   <w:rPr>
@@ -7407,6 +7582,7 @@
                   <w14:uncheckedState w14:val="2610" w14:font="MS Gothic"/>
                 </w14:checkbox>
               </w:sdtPr>
+              <w:sdtEndPr/>
               <w:sdtContent>
                 <w:r>
                   <w:rPr>
@@ -7479,6 +7655,7 @@
                   <w14:uncheckedState w14:val="2610" w14:font="MS Gothic"/>
                 </w14:checkbox>
               </w:sdtPr>
+              <w:sdtEndPr/>
               <w:sdtContent>
                 <w:r>
                   <w:rPr>
@@ -7509,6 +7686,7 @@
                   <w14:uncheckedState w14:val="2610" w14:font="MS Gothic"/>
                 </w14:checkbox>
               </w:sdtPr>
+              <w:sdtEndPr/>
               <w:sdtContent>
                 <w:r>
                   <w:rPr>
@@ -7539,6 +7717,7 @@
                   <w14:uncheckedState w14:val="2610" w14:font="MS Gothic"/>
                 </w14:checkbox>
               </w:sdtPr>
+              <w:sdtEndPr/>
               <w:sdtContent>
                 <w:r>
                   <w:rPr>
@@ -7569,6 +7748,7 @@
                   <w14:uncheckedState w14:val="2610" w14:font="MS Gothic"/>
                 </w14:checkbox>
               </w:sdtPr>
+              <w:sdtEndPr/>
               <w:sdtContent>
                 <w:r>
                   <w:rPr>
@@ -7598,6 +7778,7 @@
                   <w14:uncheckedState w14:val="2610" w14:font="MS Gothic"/>
                 </w14:checkbox>
               </w:sdtPr>
+              <w:sdtEndPr/>
               <w:sdtContent>
                 <w:r>
                   <w:rPr>
@@ -7667,6 +7848,7 @@
                   <w14:uncheckedState w14:val="2610" w14:font="MS Gothic"/>
                 </w14:checkbox>
               </w:sdtPr>
+              <w:sdtEndPr/>
               <w:sdtContent>
                 <w:r>
                   <w:rPr>
@@ -7697,6 +7879,7 @@
                   <w14:uncheckedState w14:val="2610" w14:font="MS Gothic"/>
                 </w14:checkbox>
               </w:sdtPr>
+              <w:sdtEndPr/>
               <w:sdtContent>
                 <w:r>
                   <w:rPr>
@@ -7727,6 +7910,7 @@
                   <w14:uncheckedState w14:val="2610" w14:font="MS Gothic"/>
                 </w14:checkbox>
               </w:sdtPr>
+              <w:sdtEndPr/>
               <w:sdtContent>
                 <w:r>
                   <w:rPr>
@@ -7757,6 +7941,7 @@
                   <w14:uncheckedState w14:val="2610" w14:font="MS Gothic"/>
                 </w14:checkbox>
               </w:sdtPr>
+              <w:sdtEndPr/>
               <w:sdtContent>
                 <w:r>
                   <w:rPr>
@@ -7786,6 +7971,7 @@
                   <w14:uncheckedState w14:val="2610" w14:font="MS Gothic"/>
                 </w14:checkbox>
               </w:sdtPr>
+              <w:sdtEndPr/>
               <w:sdtContent>
                 <w:r>
                   <w:rPr>
@@ -7811,7 +7997,15 @@
           <w:b/>
           <w:sz w:val="26"/>
         </w:rPr>
-        <w:t>4ค</w:t>
+        <w:t>4</w:t>
+      </w:r>
+      <w:r>
+        <w:rPr>
+          <w:rFonts w:ascii="Browallia New" w:eastAsia="Browallia New" w:hAnsi="Browallia New" w:cs="Browallia New"/>
+          <w:b/>
+          <w:sz w:val="26"/>
+        </w:rPr>
+        <w:t>ค</w:t>
       </w:r>
       <w:r>
         <w:rPr>
@@ -7829,7 +8023,15 @@
           <w:b/>
           <w:sz w:val="26"/>
         </w:rPr>
-        <w:t>(ii) ความรู้และทักษะเฉพาะสายงาน (Functional Knowledge &amp; Skills)</w:t>
+        <w:t xml:space="preserve">(ii) </w:t>
+      </w:r>
+      <w:r>
+        <w:rPr>
+          <w:rFonts w:ascii="Browallia New" w:eastAsia="Browallia New" w:hAnsi="Browallia New" w:cs="Browallia New"/>
+          <w:b/>
+          <w:sz w:val="26"/>
+        </w:rPr>
+        <w:t>ความรู้และทักษะเฉพาะสายงาน (Functional Knowledge &amp; Skills)</w:t>
       </w:r>
     </w:p>
     <w:tbl>
@@ -8089,6 +8291,7 @@
                   <w14:uncheckedState w14:val="2610" w14:font="MS Gothic"/>
                 </w14:checkbox>
               </w:sdtPr>
+              <w:sdtEndPr/>
               <w:sdtContent>
                 <w:r>
                   <w:rPr>
@@ -8119,6 +8322,7 @@
                   <w14:uncheckedState w14:val="2610" w14:font="MS Gothic"/>
                 </w14:checkbox>
               </w:sdtPr>
+              <w:sdtEndPr/>
               <w:sdtContent>
                 <w:r>
                   <w:rPr>
@@ -8149,6 +8353,7 @@
                   <w14:uncheckedState w14:val="2610" w14:font="MS Gothic"/>
                 </w14:checkbox>
               </w:sdtPr>
+              <w:sdtEndPr/>
               <w:sdtContent>
                 <w:r>
                   <w:rPr>
@@ -8178,6 +8383,7 @@
                   <w14:uncheckedState w14:val="2610" w14:font="MS Gothic"/>
                 </w14:checkbox>
               </w:sdtPr>
+              <w:sdtEndPr/>
               <w:sdtContent>
                 <w:r>
                   <w:rPr>
@@ -8207,6 +8413,7 @@
                   <w14:uncheckedState w14:val="2610" w14:font="MS Gothic"/>
                 </w14:checkbox>
               </w:sdtPr>
+              <w:sdtEndPr/>
               <w:sdtContent>
                 <w:r>
                   <w:rPr>
@@ -8308,6 +8515,7 @@
                   <w14:uncheckedState w14:val="2610" w14:font="MS Gothic"/>
                 </w14:checkbox>
               </w:sdtPr>
+              <w:sdtEndPr/>
               <w:sdtContent>
                 <w:r>
                   <w:rPr>
@@ -8338,6 +8546,7 @@
                   <w14:uncheckedState w14:val="2610" w14:font="MS Gothic"/>
                 </w14:checkbox>
               </w:sdtPr>
+              <w:sdtEndPr/>
               <w:sdtContent>
                 <w:r>
                   <w:rPr>
@@ -8368,6 +8577,7 @@
                   <w14:uncheckedState w14:val="2610" w14:font="MS Gothic"/>
                 </w14:checkbox>
               </w:sdtPr>
+              <w:sdtEndPr/>
               <w:sdtContent>
                 <w:r>
                   <w:rPr>
@@ -8397,6 +8607,7 @@
                   <w14:uncheckedState w14:val="2610" w14:font="MS Gothic"/>
                 </w14:checkbox>
               </w:sdtPr>
+              <w:sdtEndPr/>
               <w:sdtContent>
                 <w:r>
                   <w:rPr>
@@ -8426,6 +8637,7 @@
                   <w14:uncheckedState w14:val="2610" w14:font="MS Gothic"/>
                 </w14:checkbox>
               </w:sdtPr>
+              <w:sdtEndPr/>
               <w:sdtContent>
                 <w:r>
                   <w:rPr>
@@ -8527,6 +8739,7 @@
                   <w14:uncheckedState w14:val="2610" w14:font="MS Gothic"/>
                 </w14:checkbox>
               </w:sdtPr>
+              <w:sdtEndPr/>
               <w:sdtContent>
                 <w:r>
                   <w:rPr>
@@ -8557,6 +8770,7 @@
                   <w14:uncheckedState w14:val="2610" w14:font="MS Gothic"/>
                 </w14:checkbox>
               </w:sdtPr>
+              <w:sdtEndPr/>
               <w:sdtContent>
                 <w:r>
                   <w:rPr>
@@ -8587,6 +8801,7 @@
                   <w14:uncheckedState w14:val="2610" w14:font="MS Gothic"/>
                 </w14:checkbox>
               </w:sdtPr>
+              <w:sdtEndPr/>
               <w:sdtContent>
                 <w:r>
                   <w:rPr>
@@ -8616,6 +8831,7 @@
                   <w14:uncheckedState w14:val="2610" w14:font="MS Gothic"/>
                 </w14:checkbox>
               </w:sdtPr>
+              <w:sdtEndPr/>
               <w:sdtContent>
                 <w:r>
                   <w:rPr>
@@ -8645,6 +8861,7 @@
                   <w14:uncheckedState w14:val="2610" w14:font="MS Gothic"/>
                 </w14:checkbox>
               </w:sdtPr>
+              <w:sdtEndPr/>
               <w:sdtContent>
                 <w:r>
                   <w:rPr>
@@ -8699,6 +8916,7 @@
                   <w14:uncheckedState w14:val="2610" w14:font="MS Gothic"/>
                 </w14:checkbox>
               </w:sdtPr>
+              <w:sdtEndPr/>
               <w:sdtContent>
                 <w:r>
                   <w:rPr>
@@ -8729,6 +8947,7 @@
                   <w14:uncheckedState w14:val="2610" w14:font="MS Gothic"/>
                 </w14:checkbox>
               </w:sdtPr>
+              <w:sdtEndPr/>
               <w:sdtContent>
                 <w:r>
                   <w:rPr>
@@ -8759,6 +8978,7 @@
                   <w14:uncheckedState w14:val="2610" w14:font="MS Gothic"/>
                 </w14:checkbox>
               </w:sdtPr>
+              <w:sdtEndPr/>
               <w:sdtContent>
                 <w:r>
                   <w:rPr>
@@ -8789,6 +9009,7 @@
                   <w14:uncheckedState w14:val="2610" w14:font="MS Gothic"/>
                 </w14:checkbox>
               </w:sdtPr>
+              <w:sdtEndPr/>
               <w:sdtContent>
                 <w:r>
                   <w:rPr>
@@ -8819,6 +9040,7 @@
                   <w14:uncheckedState w14:val="2610" w14:font="MS Gothic"/>
                 </w14:checkbox>
               </w:sdtPr>
+              <w:sdtEndPr/>
               <w:sdtContent>
                 <w:r>
                   <w:rPr>
@@ -8905,7 +9127,15 @@
                 <w:sz w:val="28"/>
               </w:rPr>
               <w:lastRenderedPageBreak/>
-              <w:t>5. แนวทางการโยกย้าย/เปลี่ยนตำแหน่งที่เป็นไปได้ (Career Mobility Map)</w:t>
+              <w:t xml:space="preserve">5. </w:t>
+            </w:r>
+            <w:r>
+              <w:rPr>
+                <w:rFonts w:ascii="Browallia New" w:eastAsia="Browallia New" w:hAnsi="Browallia New" w:cs="Browallia New"/>
+                <w:b/>
+                <w:sz w:val="28"/>
+              </w:rPr>
+              <w:t>แนวทางการโยกย้าย/เปลี่ยนตำแหน่งที่เป็นไปได้ (Career Mobility Map)</w:t>
             </w:r>
           </w:p>
           <w:p>
@@ -8976,7 +9206,15 @@
                 <w:sz w:val="28"/>
               </w:rPr>
               <w:br/>
-              <w:t>(Lateral / ระดับเดียวกัน)</w:t>
+              <w:t xml:space="preserve">(Lateral / </w:t>
+            </w:r>
+            <w:r>
+              <w:rPr>
+                <w:rFonts w:ascii="Browallia New" w:eastAsia="Browallia New" w:hAnsi="Browallia New" w:cs="Browallia New"/>
+                <w:b/>
+                <w:sz w:val="28"/>
+              </w:rPr>
+              <w:t>ระดับเดียวกัน)</w:t>
             </w:r>
           </w:p>
         </w:tc>
@@ -9815,6 +10053,7 @@
                   <w14:uncheckedState w14:val="2610" w14:font="MS Gothic"/>
                 </w14:checkbox>
               </w:sdtPr>
+              <w:sdtEndPr/>
               <w:sdtContent>
                 <w:r>
                   <w:rPr>
@@ -9852,6 +10091,7 @@
                   <w14:uncheckedState w14:val="2610" w14:font="MS Gothic"/>
                 </w14:checkbox>
               </w:sdtPr>
+              <w:sdtEndPr/>
               <w:sdtContent>
                 <w:r>
                   <w:rPr>
@@ -10048,6 +10288,7 @@
                   <w14:uncheckedState w14:val="2610" w14:font="MS Gothic"/>
                 </w14:checkbox>
               </w:sdtPr>
+              <w:sdtEndPr/>
               <w:sdtContent>
                 <w:r>
                   <w:rPr>
@@ -10079,6 +10320,7 @@
                   <w14:uncheckedState w14:val="2610" w14:font="MS Gothic"/>
                 </w14:checkbox>
               </w:sdtPr>
+              <w:sdtEndPr/>
               <w:sdtContent>
                 <w:r>
                   <w:rPr>
@@ -10133,6 +10375,7 @@
                   <w14:uncheckedState w14:val="2610" w14:font="MS Gothic"/>
                 </w14:checkbox>
               </w:sdtPr>
+              <w:sdtEndPr/>
               <w:sdtContent>
                 <w:r>
                   <w:rPr>
@@ -10204,6 +10447,7 @@
                   <w14:uncheckedState w14:val="2610" w14:font="MS Gothic"/>
                 </w14:checkbox>
               </w:sdtPr>
+              <w:sdtEndPr/>
               <w:sdtContent>
                 <w:r>
                   <w:rPr>
@@ -10235,6 +10479,7 @@
                   <w14:uncheckedState w14:val="2610" w14:font="MS Gothic"/>
                 </w14:checkbox>
               </w:sdtPr>
+              <w:sdtEndPr/>
               <w:sdtContent>
                 <w:r>
                   <w:rPr>
@@ -10296,6 +10541,7 @@
                   <w14:uncheckedState w14:val="2610" w14:font="MS Gothic"/>
                 </w14:checkbox>
               </w:sdtPr>
+              <w:sdtEndPr/>
               <w:sdtContent>
                 <w:r>
                   <w:rPr>
@@ -18720,7 +18966,6 @@
   <w:style w:type="character" w:default="1" w:styleId="DefaultParagraphFont">
     <w:name w:val="Default Paragraph Font"/>
     <w:uiPriority w:val="1"/>
-    <w:semiHidden/>
     <w:unhideWhenUsed/>
   </w:style>
   <w:style w:type="table" w:default="1" w:styleId="TableNormal">
